--- a/projects/valuepickr-open-screen/docs/Entero Healthcare.docx
+++ b/projects/valuepickr-open-screen/docs/Entero Healthcare.docx
@@ -753,62 +753,7 @@
         <w:spacing w:after="120" w:before="280"/>
       </w:pPr>
       <w:r>
-        <w:t xml:space="preserve">Technical Read (Weekly / Monthly MACD + Bollinger Bands, or RSI/CCI/Williams %R proxy)</w:t>
-      </w:r>
-    </w:p>
-    <w:p>
-      <w:pPr>
-        <w:spacing w:after="120"/>
-      </w:pPr>
-      <w:r>
-        <w:t xml:space="preserve">Stock has broken out well past the earlier Rs 1,468 high to ~Rs 1,750-1,810 in late Aug 2026 (52-week low Rs 944) — a strong uptrend that has priced the margin-expansion story to ~61x earnings and ~1x sales.</w:t>
-      </w:r>
-    </w:p>
-    <w:p>
-      <w:pPr>
-        <w:pStyle w:val="Heading1"/>
-        <w:spacing w:after="120" w:before="280"/>
-      </w:pPr>
-      <w:r>
-        <w:t xml:space="preserve">ValuePickr Community Signal</w:t>
-      </w:r>
-    </w:p>
-    <w:p>
-      <w:pPr>
-        <w:spacing w:after="120"/>
-      </w:pPr>
-      <w:r>
-        <w:t xml:space="preserve">Newer thread (since June 2025) with substantive debate over valuation (EV/EBITDA ~22x on a 4% EBITDA-margin guide struck several posters as rich) versus the long growth-runway bull case (organized distribution is only ~10% of a ~Rs 2,70,000 Cr market, Entero itself only ~2-2.5% of total distribution). A detailed post (zygo23554, 28 loves) contextualized why Entero could sustain premium-to-global-peer multiples given India's fragmented, less-cyclical pharma distribution structure versus the four-player IT-distribution oligopoly comparison raised by a skeptic.</w:t>
-      </w:r>
-    </w:p>
-    <w:p>
-      <w:pPr>
-        <w:spacing w:after="120"/>
-      </w:pPr>
-      <w:r>
-        <w:rPr>
-          <w:b/>
-          <w:bCs/>
-          <w:sz w:val="20"/>
-          <w:szCs w:val="20"/>
-        </w:rPr>
-        <w:t xml:space="preserve">High-conviction call from a top contributor: </w:t>
-      </w:r>
-      <w:r>
-        <w:rPr>
-          <w:sz w:val="20"/>
-          <w:szCs w:val="20"/>
-        </w:rPr>
-        <w:t xml:space="preserve">ranvir (trusted user) has posted every quarterly result since Q2 FY26, consistently tracking margin expansion (3.3%→4.0%→4.5% EBITDA margin over three quarters) and working-capital/cash-flow trajectory — the recurring positive theme is that the company is 'walking the talk' on its guided targets each quarter.</w:t>
-      </w:r>
-    </w:p>
-    <w:p>
-      <w:pPr>
-        <w:pStyle w:val="Heading1"/>
-        <w:spacing w:after="120" w:before="280"/>
-      </w:pPr>
-      <w:r>
-        <w:t xml:space="preserve">Trusted-User Signals (Ongoing)</w:t>
+        <w:t xml:space="preserve">Guidance &amp; Expectation Gap</w:t>
       </w:r>
     </w:p>
     <w:p>
@@ -823,12 +768,12 @@
           <w:sz w:val="18"/>
           <w:szCs w:val="18"/>
         </w:rPr>
-        <w:t xml:space="preserve">Every time a trusted user expresses clear conviction on this stock, most recent first — this section accumulates over time, it isn't a one-time snapshot.</w:t>
-      </w:r>
-    </w:p>
-    <w:p>
-      <w:pPr>
-        <w:spacing w:after="100"/>
+        <w:t xml:space="preserve">Management guidance decoded into commitments, graded on the expectation → action → operational → commercial → financial ladder, then compared to what the current price appears to assume. Method: playbook/guidance-and-expectation-gap.md.</w:t>
+      </w:r>
+    </w:p>
+    <w:p>
+      <w:pPr>
+        <w:spacing w:after="120"/>
       </w:pPr>
       <w:r>
         <w:rPr>
@@ -837,8 +782,1258 @@
           <w:sz w:val="20"/>
           <w:szCs w:val="20"/>
         </w:rPr>
-        <w:t xml:space="preserve">2026-08-29 — unseenvalue (X)</w:t>
-      </w:r>
+        <w:t xml:space="preserve">Commitment ladder (most-proven first):</w:t>
+      </w:r>
+    </w:p>
+    <w:tbl>
+      <w:tblPr>
+        <w:tblW w:type="dxa" w:w="9000"/>
+        <w:tblBorders>
+          <w:top w:val="single" w:color="auto" w:sz="4"/>
+          <w:left w:val="single" w:color="auto" w:sz="4"/>
+          <w:bottom w:val="single" w:color="auto" w:sz="4"/>
+          <w:right w:val="single" w:color="auto" w:sz="4"/>
+          <w:insideH w:val="single" w:color="auto" w:sz="4"/>
+          <w:insideV w:val="single" w:color="auto" w:sz="4"/>
+        </w:tblBorders>
+      </w:tblPr>
+      <w:tblGrid>
+        <w:gridCol w:w="1100"/>
+        <w:gridCol w:w="2600"/>
+        <w:gridCol w:w="2400"/>
+        <w:gridCol w:w="900"/>
+        <w:gridCol w:w="1200"/>
+        <w:gridCol w:w="800"/>
+      </w:tblGrid>
+      <w:tr>
+        <w:trPr>
+          <w:tblHeader/>
+        </w:trPr>
+        <w:tc>
+          <w:tcPr>
+            <w:tcW w:type="dxa" w:w="1100"/>
+            <w:shd w:fill="F2F2F2" w:val="clear"/>
+          </w:tcPr>
+          <w:p>
+            <w:r>
+              <w:rPr>
+                <w:b/>
+                <w:bCs/>
+                <w:sz w:val="18"/>
+                <w:szCs w:val="18"/>
+              </w:rPr>
+              <w:t xml:space="preserve">Area</w:t>
+            </w:r>
+          </w:p>
+        </w:tc>
+        <w:tc>
+          <w:tcPr>
+            <w:tcW w:type="dxa" w:w="2600"/>
+            <w:shd w:fill="F2F2F2" w:val="clear"/>
+          </w:tcPr>
+          <w:p>
+            <w:r>
+              <w:rPr>
+                <w:b/>
+                <w:bCs/>
+                <w:sz w:val="18"/>
+                <w:szCs w:val="18"/>
+              </w:rPr>
+              <w:t xml:space="preserve">Commitment</w:t>
+            </w:r>
+          </w:p>
+        </w:tc>
+        <w:tc>
+          <w:tcPr>
+            <w:tcW w:type="dxa" w:w="2400"/>
+            <w:shd w:fill="F2F2F2" w:val="clear"/>
+          </w:tcPr>
+          <w:p>
+            <w:r>
+              <w:rPr>
+                <w:b/>
+                <w:bCs/>
+                <w:sz w:val="18"/>
+                <w:szCs w:val="18"/>
+              </w:rPr>
+              <w:t xml:space="preserve">Specifics</w:t>
+            </w:r>
+          </w:p>
+        </w:tc>
+        <w:tc>
+          <w:tcPr>
+            <w:tcW w:type="dxa" w:w="900"/>
+            <w:shd w:fill="F2F2F2" w:val="clear"/>
+          </w:tcPr>
+          <w:p>
+            <w:r>
+              <w:rPr>
+                <w:b/>
+                <w:bCs/>
+                <w:sz w:val="18"/>
+                <w:szCs w:val="18"/>
+              </w:rPr>
+              <w:t xml:space="preserve">By when</w:t>
+            </w:r>
+          </w:p>
+        </w:tc>
+        <w:tc>
+          <w:tcPr>
+            <w:tcW w:type="dxa" w:w="1200"/>
+            <w:shd w:fill="F2F2F2" w:val="clear"/>
+          </w:tcPr>
+          <w:p>
+            <w:r>
+              <w:rPr>
+                <w:b/>
+                <w:bCs/>
+                <w:sz w:val="18"/>
+                <w:szCs w:val="18"/>
+              </w:rPr>
+              <w:t xml:space="preserve">Stage</w:t>
+            </w:r>
+          </w:p>
+        </w:tc>
+        <w:tc>
+          <w:tcPr>
+            <w:tcW w:type="dxa" w:w="800"/>
+            <w:shd w:fill="F2F2F2" w:val="clear"/>
+          </w:tcPr>
+          <w:p>
+            <w:r>
+              <w:rPr>
+                <w:b/>
+                <w:bCs/>
+                <w:sz w:val="18"/>
+                <w:szCs w:val="18"/>
+              </w:rPr>
+              <w:t xml:space="preserve">Thesis-critical</w:t>
+            </w:r>
+          </w:p>
+        </w:tc>
+      </w:tr>
+      <w:tr>
+        <w:tc>
+          <w:tcPr>
+            <w:tcW w:type="dxa" w:w="1100"/>
+          </w:tcPr>
+          <w:p>
+            <w:r>
+              <w:rPr>
+                <w:b w:val="false"/>
+                <w:bCs w:val="false"/>
+                <w:sz w:val="18"/>
+                <w:szCs w:val="18"/>
+              </w:rPr>
+              <w:t xml:space="preserve">margin</w:t>
+            </w:r>
+          </w:p>
+        </w:tc>
+        <w:tc>
+          <w:tcPr>
+            <w:tcW w:type="dxa" w:w="2600"/>
+          </w:tcPr>
+          <w:p>
+            <w:r>
+              <w:rPr>
+                <w:b w:val="false"/>
+                <w:bCs w:val="false"/>
+                <w:sz w:val="18"/>
+                <w:szCs w:val="18"/>
+              </w:rPr>
+              <w:t xml:space="preserve">FY27 EBITDA margin ~5.0%, FY28 ~5.2%; ~50% of incremental EBITDA to convert to operating cash</w:t>
+            </w:r>
+          </w:p>
+        </w:tc>
+        <w:tc>
+          <w:tcPr>
+            <w:tcW w:type="dxa" w:w="2400"/>
+          </w:tcPr>
+          <w:p>
+            <w:r>
+              <w:rPr>
+                <w:b w:val="false"/>
+                <w:bCs w:val="false"/>
+                <w:sz w:val="18"/>
+                <w:szCs w:val="18"/>
+              </w:rPr>
+              <w:t xml:space="preserve">5.0% already hit in Q1 FY27, a year early (six straight quarters of expansion)</w:t>
+            </w:r>
+          </w:p>
+        </w:tc>
+        <w:tc>
+          <w:tcPr>
+            <w:tcW w:type="dxa" w:w="900"/>
+          </w:tcPr>
+          <w:p>
+            <w:r>
+              <w:rPr>
+                <w:b w:val="false"/>
+                <w:bCs w:val="false"/>
+                <w:sz w:val="18"/>
+                <w:szCs w:val="18"/>
+              </w:rPr>
+              <w:t xml:space="preserve">FY27</w:t>
+            </w:r>
+          </w:p>
+        </w:tc>
+        <w:tc>
+          <w:tcPr>
+            <w:tcW w:type="dxa" w:w="1200"/>
+          </w:tcPr>
+          <w:p>
+            <w:r>
+              <w:rPr>
+                <w:b w:val="false"/>
+                <w:bCs w:val="false"/>
+                <w:sz w:val="18"/>
+                <w:szCs w:val="18"/>
+              </w:rPr>
+              <w:t xml:space="preserve">financial</w:t>
+            </w:r>
+          </w:p>
+        </w:tc>
+        <w:tc>
+          <w:tcPr>
+            <w:tcW w:type="dxa" w:w="800"/>
+          </w:tcPr>
+          <w:p>
+            <w:r>
+              <w:rPr>
+                <w:b w:val="false"/>
+                <w:bCs w:val="false"/>
+                <w:sz w:val="18"/>
+                <w:szCs w:val="18"/>
+              </w:rPr>
+              <w:t xml:space="preserve">yes</w:t>
+            </w:r>
+          </w:p>
+        </w:tc>
+      </w:tr>
+      <w:tr>
+        <w:tc>
+          <w:tcPr>
+            <w:tcW w:type="dxa" w:w="1100"/>
+          </w:tcPr>
+          <w:p>
+            <w:r>
+              <w:rPr>
+                <w:b w:val="false"/>
+                <w:bCs w:val="false"/>
+                <w:sz w:val="18"/>
+                <w:szCs w:val="18"/>
+              </w:rPr>
+              <w:t xml:space="preserve">balance_sheet</w:t>
+            </w:r>
+          </w:p>
+        </w:tc>
+        <w:tc>
+          <w:tcPr>
+            <w:tcW w:type="dxa" w:w="2600"/>
+          </w:tcPr>
+          <w:p>
+            <w:r>
+              <w:rPr>
+                <w:b w:val="false"/>
+                <w:bCs w:val="false"/>
+                <w:sz w:val="18"/>
+                <w:szCs w:val="18"/>
+              </w:rPr>
+              <w:t xml:space="preserve">Sustain positive operating cash flow while funding the acquisition cadence</w:t>
+            </w:r>
+          </w:p>
+        </w:tc>
+        <w:tc>
+          <w:tcPr>
+            <w:tcW w:type="dxa" w:w="2400"/>
+          </w:tcPr>
+          <w:p>
+            <w:r>
+              <w:rPr>
+                <w:b w:val="false"/>
+                <w:bCs w:val="false"/>
+                <w:sz w:val="18"/>
+                <w:szCs w:val="18"/>
+              </w:rPr>
+              <w:t xml:space="preserve">FY26 CFO +Rs 96 Cr (first positive year); borrowings up to Rs 677 Cr from Rs 385 Cr</w:t>
+            </w:r>
+          </w:p>
+        </w:tc>
+        <w:tc>
+          <w:tcPr>
+            <w:tcW w:type="dxa" w:w="900"/>
+          </w:tcPr>
+          <w:p>
+            <w:r>
+              <w:rPr>
+                <w:b w:val="false"/>
+                <w:bCs w:val="false"/>
+                <w:sz w:val="18"/>
+                <w:szCs w:val="18"/>
+              </w:rPr>
+              <w:t xml:space="preserve">FY27</w:t>
+            </w:r>
+          </w:p>
+        </w:tc>
+        <w:tc>
+          <w:tcPr>
+            <w:tcW w:type="dxa" w:w="1200"/>
+          </w:tcPr>
+          <w:p>
+            <w:r>
+              <w:rPr>
+                <w:b w:val="false"/>
+                <w:bCs w:val="false"/>
+                <w:sz w:val="18"/>
+                <w:szCs w:val="18"/>
+              </w:rPr>
+              <w:t xml:space="preserve">action</w:t>
+            </w:r>
+          </w:p>
+        </w:tc>
+        <w:tc>
+          <w:tcPr>
+            <w:tcW w:type="dxa" w:w="800"/>
+          </w:tcPr>
+          <w:p>
+            <w:r>
+              <w:rPr>
+                <w:b w:val="false"/>
+                <w:bCs w:val="false"/>
+                <w:sz w:val="18"/>
+                <w:szCs w:val="18"/>
+              </w:rPr>
+              <w:t xml:space="preserve">yes</w:t>
+            </w:r>
+          </w:p>
+        </w:tc>
+      </w:tr>
+      <w:tr>
+        <w:tc>
+          <w:tcPr>
+            <w:tcW w:type="dxa" w:w="1100"/>
+          </w:tcPr>
+          <w:p>
+            <w:r>
+              <w:rPr>
+                <w:b w:val="false"/>
+                <w:bCs w:val="false"/>
+                <w:sz w:val="18"/>
+                <w:szCs w:val="18"/>
+              </w:rPr>
+              <w:t xml:space="preserve">growth</w:t>
+            </w:r>
+          </w:p>
+        </w:tc>
+        <w:tc>
+          <w:tcPr>
+            <w:tcW w:type="dxa" w:w="2600"/>
+          </w:tcPr>
+          <w:p>
+            <w:r>
+              <w:rPr>
+                <w:b w:val="false"/>
+                <w:bCs w:val="false"/>
+                <w:sz w:val="18"/>
+                <w:szCs w:val="18"/>
+              </w:rPr>
+              <w:t xml:space="preserve">~23% consolidated revenue growth FY27 (ex new acquisitions), ~22% FY28</w:t>
+            </w:r>
+          </w:p>
+        </w:tc>
+        <w:tc>
+          <w:tcPr>
+            <w:tcW w:type="dxa" w:w="2400"/>
+          </w:tcPr>
+          <w:p>
+            <w:r>
+              <w:rPr>
+                <w:b w:val="false"/>
+                <w:bCs w:val="false"/>
+                <w:sz w:val="18"/>
+                <w:szCs w:val="18"/>
+              </w:rPr>
+              <w:t xml:space="preserve">guidance excludes new M&amp;A</w:t>
+            </w:r>
+          </w:p>
+        </w:tc>
+        <w:tc>
+          <w:tcPr>
+            <w:tcW w:type="dxa" w:w="900"/>
+          </w:tcPr>
+          <w:p>
+            <w:r>
+              <w:rPr>
+                <w:b w:val="false"/>
+                <w:bCs w:val="false"/>
+                <w:sz w:val="18"/>
+                <w:szCs w:val="18"/>
+              </w:rPr>
+              <w:t xml:space="preserve">FY27</w:t>
+            </w:r>
+          </w:p>
+        </w:tc>
+        <w:tc>
+          <w:tcPr>
+            <w:tcW w:type="dxa" w:w="1200"/>
+          </w:tcPr>
+          <w:p>
+            <w:r>
+              <w:rPr>
+                <w:b w:val="false"/>
+                <w:bCs w:val="false"/>
+                <w:sz w:val="18"/>
+                <w:szCs w:val="18"/>
+              </w:rPr>
+              <w:t xml:space="preserve">expectation</w:t>
+            </w:r>
+          </w:p>
+        </w:tc>
+        <w:tc>
+          <w:tcPr>
+            <w:tcW w:type="dxa" w:w="800"/>
+          </w:tcPr>
+          <w:p>
+            <w:r>
+              <w:rPr>
+                <w:b w:val="false"/>
+                <w:bCs w:val="false"/>
+                <w:sz w:val="18"/>
+                <w:szCs w:val="18"/>
+              </w:rPr>
+              <w:t xml:space="preserve">yes</w:t>
+            </w:r>
+          </w:p>
+        </w:tc>
+      </w:tr>
+      <w:tr>
+        <w:tc>
+          <w:tcPr>
+            <w:tcW w:type="dxa" w:w="1100"/>
+          </w:tcPr>
+          <w:p>
+            <w:r>
+              <w:rPr>
+                <w:b w:val="false"/>
+                <w:bCs w:val="false"/>
+                <w:sz w:val="18"/>
+                <w:szCs w:val="18"/>
+              </w:rPr>
+              <w:t xml:space="preserve">new_business</w:t>
+            </w:r>
+          </w:p>
+        </w:tc>
+        <w:tc>
+          <w:tcPr>
+            <w:tcW w:type="dxa" w:w="2600"/>
+          </w:tcPr>
+          <w:p>
+            <w:r>
+              <w:rPr>
+                <w:b w:val="false"/>
+                <w:bCs w:val="false"/>
+                <w:sz w:val="18"/>
+                <w:szCs w:val="18"/>
+              </w:rPr>
+              <w:t xml:space="preserve">MedTech vertical to cross Rs 1,000 Cr annualised revenue in FY27</w:t>
+            </w:r>
+          </w:p>
+        </w:tc>
+        <w:tc>
+          <w:tcPr>
+            <w:tcW w:type="dxa" w:w="2400"/>
+          </w:tcPr>
+          <w:p>
+            <w:r>
+              <w:rPr>
+                <w:b w:val="false"/>
+                <w:bCs w:val="false"/>
+                <w:sz w:val="18"/>
+                <w:szCs w:val="18"/>
+              </w:rPr>
+              <w:t xml:space="preserve">3 of 7 FY26 acquisitions were MedTech</w:t>
+            </w:r>
+          </w:p>
+        </w:tc>
+        <w:tc>
+          <w:tcPr>
+            <w:tcW w:type="dxa" w:w="900"/>
+          </w:tcPr>
+          <w:p>
+            <w:r>
+              <w:rPr>
+                <w:b w:val="false"/>
+                <w:bCs w:val="false"/>
+                <w:sz w:val="18"/>
+                <w:szCs w:val="18"/>
+              </w:rPr>
+              <w:t xml:space="preserve">FY27</w:t>
+            </w:r>
+          </w:p>
+        </w:tc>
+        <w:tc>
+          <w:tcPr>
+            <w:tcW w:type="dxa" w:w="1200"/>
+          </w:tcPr>
+          <w:p>
+            <w:r>
+              <w:rPr>
+                <w:b w:val="false"/>
+                <w:bCs w:val="false"/>
+                <w:sz w:val="18"/>
+                <w:szCs w:val="18"/>
+              </w:rPr>
+              <w:t xml:space="preserve">commercial</w:t>
+            </w:r>
+          </w:p>
+        </w:tc>
+        <w:tc>
+          <w:tcPr>
+            <w:tcW w:type="dxa" w:w="800"/>
+          </w:tcPr>
+          <w:p>
+            <w:r>
+              <w:rPr>
+                <w:b w:val="false"/>
+                <w:bCs w:val="false"/>
+                <w:sz w:val="18"/>
+                <w:szCs w:val="18"/>
+              </w:rPr>
+              <w:t xml:space="preserve"/>
+            </w:r>
+          </w:p>
+        </w:tc>
+      </w:tr>
+      <w:tr>
+        <w:tc>
+          <w:tcPr>
+            <w:tcW w:type="dxa" w:w="1100"/>
+          </w:tcPr>
+          <w:p>
+            <w:r>
+              <w:rPr>
+                <w:b w:val="false"/>
+                <w:bCs w:val="false"/>
+                <w:sz w:val="18"/>
+                <w:szCs w:val="18"/>
+              </w:rPr>
+              <w:t xml:space="preserve">strategy</w:t>
+            </w:r>
+          </w:p>
+        </w:tc>
+        <w:tc>
+          <w:tcPr>
+            <w:tcW w:type="dxa" w:w="2600"/>
+          </w:tcPr>
+          <w:p>
+            <w:r>
+              <w:rPr>
+                <w:b w:val="false"/>
+                <w:bCs w:val="false"/>
+                <w:sz w:val="18"/>
+                <w:szCs w:val="18"/>
+              </w:rPr>
+              <w:t xml:space="preserve">Anand Chemiceutics acquisition to add Rs 1,000 Cr+ FY27 revenue</w:t>
+            </w:r>
+          </w:p>
+        </w:tc>
+        <w:tc>
+          <w:tcPr>
+            <w:tcW w:type="dxa" w:w="2400"/>
+          </w:tcPr>
+          <w:p>
+            <w:r>
+              <w:rPr>
+                <w:b w:val="false"/>
+                <w:bCs w:val="false"/>
+                <w:sz w:val="18"/>
+                <w:szCs w:val="18"/>
+              </w:rPr>
+              <w:t xml:space="preserve">acquired Q4 FY26</w:t>
+            </w:r>
+          </w:p>
+        </w:tc>
+        <w:tc>
+          <w:tcPr>
+            <w:tcW w:type="dxa" w:w="900"/>
+          </w:tcPr>
+          <w:p>
+            <w:r>
+              <w:rPr>
+                <w:b w:val="false"/>
+                <w:bCs w:val="false"/>
+                <w:sz w:val="18"/>
+                <w:szCs w:val="18"/>
+              </w:rPr>
+              <w:t xml:space="preserve">FY27</w:t>
+            </w:r>
+          </w:p>
+        </w:tc>
+        <w:tc>
+          <w:tcPr>
+            <w:tcW w:type="dxa" w:w="1200"/>
+          </w:tcPr>
+          <w:p>
+            <w:r>
+              <w:rPr>
+                <w:b w:val="false"/>
+                <w:bCs w:val="false"/>
+                <w:sz w:val="18"/>
+                <w:szCs w:val="18"/>
+              </w:rPr>
+              <w:t xml:space="preserve">commercial</w:t>
+            </w:r>
+          </w:p>
+        </w:tc>
+        <w:tc>
+          <w:tcPr>
+            <w:tcW w:type="dxa" w:w="800"/>
+          </w:tcPr>
+          <w:p>
+            <w:r>
+              <w:rPr>
+                <w:b w:val="false"/>
+                <w:bCs w:val="false"/>
+                <w:sz w:val="18"/>
+                <w:szCs w:val="18"/>
+              </w:rPr>
+              <w:t xml:space="preserve"/>
+            </w:r>
+          </w:p>
+        </w:tc>
+      </w:tr>
+      <w:tr>
+        <w:tc>
+          <w:tcPr>
+            <w:tcW w:type="dxa" w:w="1100"/>
+          </w:tcPr>
+          <w:p>
+            <w:r>
+              <w:rPr>
+                <w:b w:val="false"/>
+                <w:bCs w:val="false"/>
+                <w:sz w:val="18"/>
+                <w:szCs w:val="18"/>
+              </w:rPr>
+              <w:t xml:space="preserve">strategy</w:t>
+            </w:r>
+          </w:p>
+        </w:tc>
+        <w:tc>
+          <w:tcPr>
+            <w:tcW w:type="dxa" w:w="2600"/>
+          </w:tcPr>
+          <w:p>
+            <w:r>
+              <w:rPr>
+                <w:b w:val="false"/>
+                <w:bCs w:val="false"/>
+                <w:sz w:val="18"/>
+                <w:szCs w:val="18"/>
+              </w:rPr>
+              <w:t xml:space="preserve">Disciplined M&amp;A at ~5-7x EV/EBITDA with seller earn-out alignment</w:t>
+            </w:r>
+          </w:p>
+        </w:tc>
+        <w:tc>
+          <w:tcPr>
+            <w:tcW w:type="dxa" w:w="2400"/>
+          </w:tcPr>
+          <w:p>
+            <w:r>
+              <w:rPr>
+                <w:b w:val="false"/>
+                <w:bCs w:val="false"/>
+                <w:sz w:val="18"/>
+                <w:szCs w:val="18"/>
+              </w:rPr>
+              <w:t xml:space="preserve">7 acquisitions in FY26; none in Q1 FY27 (organic focus)</w:t>
+            </w:r>
+          </w:p>
+        </w:tc>
+        <w:tc>
+          <w:tcPr>
+            <w:tcW w:type="dxa" w:w="900"/>
+          </w:tcPr>
+          <w:p>
+            <w:r>
+              <w:rPr>
+                <w:b w:val="false"/>
+                <w:bCs w:val="false"/>
+                <w:sz w:val="18"/>
+                <w:szCs w:val="18"/>
+              </w:rPr>
+              <w:t xml:space="preserve">FY27</w:t>
+            </w:r>
+          </w:p>
+        </w:tc>
+        <w:tc>
+          <w:tcPr>
+            <w:tcW w:type="dxa" w:w="1200"/>
+          </w:tcPr>
+          <w:p>
+            <w:r>
+              <w:rPr>
+                <w:b w:val="false"/>
+                <w:bCs w:val="false"/>
+                <w:sz w:val="18"/>
+                <w:szCs w:val="18"/>
+              </w:rPr>
+              <w:t xml:space="preserve">operational</w:t>
+            </w:r>
+          </w:p>
+        </w:tc>
+        <w:tc>
+          <w:tcPr>
+            <w:tcW w:type="dxa" w:w="800"/>
+          </w:tcPr>
+          <w:p>
+            <w:r>
+              <w:rPr>
+                <w:b w:val="false"/>
+                <w:bCs w:val="false"/>
+                <w:sz w:val="18"/>
+                <w:szCs w:val="18"/>
+              </w:rPr>
+              <w:t xml:space="preserve"/>
+            </w:r>
+          </w:p>
+        </w:tc>
+      </w:tr>
+    </w:tbl>
+    <w:p>
+      <w:pPr>
+        <w:spacing w:after="60" w:before="120"/>
+      </w:pPr>
+      <w:r>
+        <w:rPr>
+          <w:b/>
+          <w:bCs/>
+          <w:sz w:val="20"/>
+          <w:szCs w:val="20"/>
+        </w:rPr>
+        <w:t xml:space="preserve">Earnings chain: </w:t>
+      </w:r>
+      <w:r>
+        <w:rPr>
+          <w:b w:val="false"/>
+          <w:bCs w:val="false"/>
+          <w:sz w:val="20"/>
+          <w:szCs w:val="20"/>
+        </w:rPr>
+        <w:t xml:space="preserve">organic wallet-share + bolt-on acquisitions</w:t>
+      </w:r>
+      <w:r>
+        <w:rPr>
+          <w:color w:val="666666"/>
+          <w:sz w:val="20"/>
+          <w:szCs w:val="20"/>
+        </w:rPr>
+        <w:t xml:space="preserve"> → </w:t>
+      </w:r>
+      <w:r>
+        <w:rPr>
+          <w:b w:val="false"/>
+          <w:bCs w:val="false"/>
+          <w:sz w:val="20"/>
+          <w:szCs w:val="20"/>
+        </w:rPr>
+        <w:t xml:space="preserve">revenue scale (Rs 6,591 Cr FY26 -&gt; ~Rs 8,500 Cr+ FY27)</w:t>
+      </w:r>
+      <w:r>
+        <w:rPr>
+          <w:color w:val="666666"/>
+          <w:sz w:val="20"/>
+          <w:szCs w:val="20"/>
+        </w:rPr>
+        <w:t xml:space="preserve"> → </w:t>
+      </w:r>
+      <w:r>
+        <w:rPr>
+          <w:b w:val="false"/>
+          <w:bCs w:val="false"/>
+          <w:sz w:val="20"/>
+          <w:szCs w:val="20"/>
+        </w:rPr>
+        <w:t xml:space="preserve">warehouse / route-density operating leverage</w:t>
+      </w:r>
+      <w:r>
+        <w:rPr>
+          <w:color w:val="666666"/>
+          <w:sz w:val="20"/>
+          <w:szCs w:val="20"/>
+        </w:rPr>
+        <w:t xml:space="preserve"> → </w:t>
+      </w:r>
+      <w:r>
+        <w:rPr>
+          <w:b w:val="false"/>
+          <w:bCs w:val="false"/>
+          <w:sz w:val="20"/>
+          <w:szCs w:val="20"/>
+        </w:rPr>
+        <w:t xml:space="preserve">EBITDA margin 4.0% -&gt; 5.0% -&gt; 5.2%</w:t>
+      </w:r>
+      <w:r>
+        <w:rPr>
+          <w:color w:val="666666"/>
+          <w:sz w:val="20"/>
+          <w:szCs w:val="20"/>
+        </w:rPr>
+        <w:t xml:space="preserve"> → </w:t>
+      </w:r>
+      <w:r>
+        <w:rPr>
+          <w:b w:val="false"/>
+          <w:bCs w:val="false"/>
+          <w:sz w:val="20"/>
+          <w:szCs w:val="20"/>
+        </w:rPr>
+        <w:t xml:space="preserve">operating cash flow conversion (&gt;=50% of incremental EBITDA)</w:t>
+      </w:r>
+      <w:r>
+        <w:rPr>
+          <w:color w:val="666666"/>
+          <w:sz w:val="20"/>
+          <w:szCs w:val="20"/>
+        </w:rPr>
+        <w:t xml:space="preserve"> → </w:t>
+      </w:r>
+      <w:r>
+        <w:rPr>
+          <w:b/>
+          <w:bCs/>
+          <w:color w:val="A32020"/>
+          <w:sz w:val="20"/>
+          <w:szCs w:val="20"/>
+        </w:rPr>
+        <w:t xml:space="preserve">owner-attributable PAT (net of minority interest + interest cost)</w:t>
+      </w:r>
+    </w:p>
+    <w:p>
+      <w:pPr>
+        <w:spacing w:after="120"/>
+      </w:pPr>
+      <w:r>
+        <w:rPr>
+          <w:color w:val="666666"/>
+          <w:sz w:val="18"/>
+          <w:szCs w:val="18"/>
+        </w:rPr>
+        <w:t xml:space="preserve">Bottleneck link: owner-attributable PAT (net of minority interest + interest cost).</w:t>
+      </w:r>
+    </w:p>
+    <w:p>
+      <w:pPr>
+        <w:spacing w:after="120"/>
+      </w:pPr>
+      <w:r>
+        <w:rPr>
+          <w:color w:val="666666"/>
+          <w:sz w:val="18"/>
+          <w:szCs w:val="18"/>
+        </w:rPr>
+        <w:t xml:space="preserve">Operating leverage: yes - Q1 FY27 EBITDA +94% on revenue +38%; margin guided 4.0% -&gt; 5.2% as fixed warehouse/logistics cost is spread over more volume</w:t>
+      </w:r>
+    </w:p>
+    <w:p>
+      <w:pPr>
+        <w:spacing w:after="120"/>
+      </w:pPr>
+      <w:r>
+        <w:rPr>
+          <w:color w:val="666666"/>
+          <w:sz w:val="18"/>
+          <w:szCs w:val="18"/>
+        </w:rPr>
+        <w:t xml:space="preserve">Evidenced: organic wallet-share + bolt-on acquisitions; revenue scale (Rs 6,591 Cr FY26 -&gt; ~Rs 8,500 Cr+ FY27); warehouse / route-density operating leverage; EBITDA margin 4.0% -&gt; 5.0% -&gt; 5.2%. Still assumed: operating cash flow conversion (&gt;=50% of incremental EBITDA); owner-attributable PAT (net of minority interest + interest cost).</w:t>
+      </w:r>
+    </w:p>
+    <w:p>
+      <w:pPr>
+        <w:spacing w:after="120"/>
+      </w:pPr>
+      <w:r>
+        <w:rPr>
+          <w:b/>
+          <w:bCs/>
+          <w:sz w:val="20"/>
+          <w:szCs w:val="20"/>
+        </w:rPr>
+        <w:t xml:space="preserve">Market expectation vs. our path:</w:t>
+      </w:r>
+    </w:p>
+    <w:tbl>
+      <w:tblPr>
+        <w:tblW w:type="dxa" w:w="9000"/>
+        <w:tblBorders>
+          <w:top w:val="single" w:color="auto" w:sz="4"/>
+          <w:left w:val="single" w:color="auto" w:sz="4"/>
+          <w:bottom w:val="single" w:color="auto" w:sz="4"/>
+          <w:right w:val="single" w:color="auto" w:sz="4"/>
+          <w:insideH w:val="single" w:color="auto" w:sz="4"/>
+          <w:insideV w:val="single" w:color="auto" w:sz="4"/>
+        </w:tblBorders>
+      </w:tblPr>
+      <w:tblGrid>
+        <w:gridCol w:w="3200"/>
+        <w:gridCol w:w="5800"/>
+      </w:tblGrid>
+      <w:tr>
+        <w:tc>
+          <w:tcPr>
+            <w:tcW w:type="dxa" w:w="3200"/>
+            <w:shd w:fill="F2F2F2" w:val="clear"/>
+          </w:tcPr>
+          <w:p>
+            <w:r>
+              <w:rPr>
+                <w:b/>
+                <w:bCs/>
+              </w:rPr>
+              <w:t xml:space="preserve">As of</w:t>
+            </w:r>
+          </w:p>
+        </w:tc>
+        <w:tc>
+          <w:tcPr>
+            <w:tcW w:type="dxa" w:w="5800"/>
+          </w:tcPr>
+          <w:p>
+            <w:r>
+              <w:t xml:space="preserve">2026-08-30</w:t>
+            </w:r>
+          </w:p>
+        </w:tc>
+      </w:tr>
+      <w:tr>
+        <w:tc>
+          <w:tcPr>
+            <w:tcW w:type="dxa" w:w="3200"/>
+            <w:shd w:fill="F2F2F2" w:val="clear"/>
+          </w:tcPr>
+          <w:p>
+            <w:r>
+              <w:rPr>
+                <w:b/>
+                <w:bCs/>
+              </w:rPr>
+              <w:t xml:space="preserve">Price / multiple</w:t>
+            </w:r>
+          </w:p>
+        </w:tc>
+        <w:tc>
+          <w:tcPr>
+            <w:tcW w:type="dxa" w:w="5800"/>
+          </w:tcPr>
+          <w:p>
+            <w:r>
+              <w:t xml:space="preserve">Rs 1809 · 61x P/E · 25x EV/EBITDA</w:t>
+            </w:r>
+          </w:p>
+        </w:tc>
+      </w:tr>
+      <w:tr>
+        <w:tc>
+          <w:tcPr>
+            <w:tcW w:type="dxa" w:w="3200"/>
+            <w:shd w:fill="F2F2F2" w:val="clear"/>
+          </w:tcPr>
+          <w:p>
+            <w:r>
+              <w:rPr>
+                <w:b/>
+                <w:bCs/>
+              </w:rPr>
+              <w:t xml:space="preserve">Right valuation lens</w:t>
+            </w:r>
+          </w:p>
+        </w:tc>
+        <w:tc>
+          <w:tcPr>
+            <w:tcW w:type="dxa" w:w="5800"/>
+          </w:tcPr>
+          <w:p>
+            <w:r>
+              <w:t xml:space="preserve">P/E</w:t>
+            </w:r>
+          </w:p>
+        </w:tc>
+      </w:tr>
+      <w:tr>
+        <w:tc>
+          <w:tcPr>
+            <w:tcW w:type="dxa" w:w="3200"/>
+            <w:shd w:fill="F2F2F2" w:val="clear"/>
+          </w:tcPr>
+          <w:p>
+            <w:r>
+              <w:rPr>
+                <w:b/>
+                <w:bCs/>
+              </w:rPr>
+              <w:t xml:space="preserve">Price implies</w:t>
+            </w:r>
+          </w:p>
+        </w:tc>
+        <w:tc>
+          <w:tcPr>
+            <w:tcW w:type="dxa" w:w="5800"/>
+          </w:tcPr>
+          <w:p>
+            <w:r>
+              <w:t xml:space="preserve">market forward P/E ~26-29x (FY27, per marketscreener) vs 61x trailing implies ~50-60% EPS growth priced into FY27 and a continued ~25% CAGR to FY28 - i.e. the 5.0% margin plus operating leverage is largely in the price</w:t>
+            </w:r>
+          </w:p>
+        </w:tc>
+      </w:tr>
+      <w:tr>
+        <w:tc>
+          <w:tcPr>
+            <w:tcW w:type="dxa" w:w="3200"/>
+            <w:shd w:fill="F2F2F2" w:val="clear"/>
+          </w:tcPr>
+          <w:p>
+            <w:r>
+              <w:rPr>
+                <w:b/>
+                <w:bCs/>
+              </w:rPr>
+              <w:t xml:space="preserve">Our FY27</w:t>
+            </w:r>
+          </w:p>
+        </w:tc>
+        <w:tc>
+          <w:tcPr>
+            <w:tcW w:type="dxa" w:w="5800"/>
+          </w:tcPr>
+          <w:p>
+            <w:r>
+              <w:t xml:space="preserve">Consolidated revenue ~Rs 8,300-8,700 Cr (organic +23% plus Anand Chemiceutics / MedTech inorganic), EBITDA margin 5.0% (EBITDA ~+40%), owner PAT +30-40% held back by minority interest, higher tax/D&amp;A and Rs 677 Cr borrowings</w:t>
+            </w:r>
+          </w:p>
+        </w:tc>
+      </w:tr>
+      <w:tr>
+        <w:tc>
+          <w:tcPr>
+            <w:tcW w:type="dxa" w:w="3200"/>
+            <w:shd w:fill="F2F2F2" w:val="clear"/>
+          </w:tcPr>
+          <w:p>
+            <w:r>
+              <w:rPr>
+                <w:b/>
+                <w:bCs/>
+              </w:rPr>
+              <w:t xml:space="preserve">Our FY28</w:t>
+            </w:r>
+          </w:p>
+        </w:tc>
+        <w:tc>
+          <w:tcPr>
+            <w:tcW w:type="dxa" w:w="5800"/>
+          </w:tcPr>
+          <w:p>
+            <w:r>
+              <w:t xml:space="preserve">Revenue +22%, EBITDA margin 5.2%, operating leverage intact; swing factor is whether margin pushes past 5.2% toward the cited 6-7% ceiling and CFO stays positive through the M&amp;A cadence</w:t>
+            </w:r>
+          </w:p>
+        </w:tc>
+      </w:tr>
+      <w:tr>
+        <w:tc>
+          <w:tcPr>
+            <w:tcW w:type="dxa" w:w="3200"/>
+            <w:shd w:fill="F2F2F2" w:val="clear"/>
+          </w:tcPr>
+          <w:p>
+            <w:r>
+              <w:rPr>
+                <w:b/>
+                <w:bCs/>
+              </w:rPr>
+              <w:t xml:space="preserve">Gap direction</w:t>
+            </w:r>
+          </w:p>
+        </w:tc>
+        <w:tc>
+          <w:tcPr>
+            <w:tcW w:type="dxa" w:w="5800"/>
+          </w:tcPr>
+          <w:p>
+            <w:r>
+              <w:t xml:space="preserve">partially-priced</w:t>
+            </w:r>
+          </w:p>
+        </w:tc>
+      </w:tr>
+      <w:tr>
+        <w:tc>
+          <w:tcPr>
+            <w:tcW w:type="dxa" w:w="3200"/>
+            <w:shd w:fill="F2F2F2" w:val="clear"/>
+          </w:tcPr>
+          <w:p>
+            <w:r>
+              <w:rPr>
+                <w:b/>
+                <w:bCs/>
+              </w:rPr>
+              <w:t xml:space="preserve">Gap type</w:t>
+            </w:r>
+          </w:p>
+        </w:tc>
+        <w:tc>
+          <w:tcPr>
+            <w:tcW w:type="dxa" w:w="5800"/>
+          </w:tcPr>
+          <w:p>
+            <w:r>
+              <w:t xml:space="preserve">margin</w:t>
+            </w:r>
+          </w:p>
+        </w:tc>
+      </w:tr>
+      <w:tr>
+        <w:tc>
+          <w:tcPr>
+            <w:tcW w:type="dxa" w:w="3200"/>
+            <w:shd w:fill="F2F2F2" w:val="clear"/>
+          </w:tcPr>
+          <w:p>
+            <w:r>
+              <w:rPr>
+                <w:b/>
+                <w:bCs/>
+              </w:rPr>
+              <w:t xml:space="preserve">Gap magnitude</w:t>
+            </w:r>
+          </w:p>
+        </w:tc>
+        <w:tc>
+          <w:tcPr>
+            <w:tcW w:type="dxa" w:w="5800"/>
+          </w:tcPr>
+          <w:p>
+            <w:r>
+              <w:t xml:space="preserve">not estimable</w:t>
+            </w:r>
+          </w:p>
+        </w:tc>
+      </w:tr>
+      <w:tr>
+        <w:tc>
+          <w:tcPr>
+            <w:tcW w:type="dxa" w:w="3200"/>
+            <w:shd w:fill="F2F2F2" w:val="clear"/>
+          </w:tcPr>
+          <w:p>
+            <w:r>
+              <w:rPr>
+                <w:b/>
+                <w:bCs/>
+              </w:rPr>
+              <w:t xml:space="preserve">Gap basis</w:t>
+            </w:r>
+          </w:p>
+        </w:tc>
+        <w:tc>
+          <w:tcPr>
+            <w:tcW w:type="dxa" w:w="5800"/>
+          </w:tcPr>
+          <w:p>
+            <w:r>
+              <w:t xml:space="preserve">forward multiple already prices the 5.0% margin and 20%+ growth; residual edge exists only if margin breaks past guidance toward 6% and cash conversion holds despite doubled borrowings and the minority-interest drag on owner PAT</w:t>
+            </w:r>
+          </w:p>
+        </w:tc>
+      </w:tr>
+      <w:tr>
+        <w:tc>
+          <w:tcPr>
+            <w:tcW w:type="dxa" w:w="3200"/>
+            <w:shd w:fill="F2F2F2" w:val="clear"/>
+          </w:tcPr>
+          <w:p>
+            <w:r>
+              <w:rPr>
+                <w:b/>
+                <w:bCs/>
+              </w:rPr>
+              <w:t xml:space="preserve">Evidence quality</w:t>
+            </w:r>
+          </w:p>
+        </w:tc>
+        <w:tc>
+          <w:tcPr>
+            <w:tcW w:type="dxa" w:w="5800"/>
+          </w:tcPr>
+          <w:p>
+            <w:r>
+              <w:t xml:space="preserve">strong</w:t>
+            </w:r>
+          </w:p>
+        </w:tc>
+      </w:tr>
+    </w:tbl>
+    <w:p>
+      <w:pPr>
+        <w:spacing w:after="120"/>
+      </w:pPr>
+      <w:r>
+        <w:rPr>
+          <w:i/>
+          <w:iCs/>
+          <w:color w:val="666666"/>
+          <w:sz w:val="16"/>
+          <w:szCs w:val="16"/>
+        </w:rPr>
+        <w:t xml:space="preserve">no broker consensus; implied path is a reverse-P/E estimate + screener.in forward figures + VP thread view</w:t>
+      </w:r>
+    </w:p>
+    <w:p>
+      <w:pPr>
+        <w:spacing w:after="120" w:before="120"/>
+      </w:pPr>
+      <w:r>
+        <w:rPr>
+          <w:b/>
+          <w:bCs/>
+          <w:sz w:val="20"/>
+          <w:szCs w:val="20"/>
+        </w:rPr>
+        <w:t xml:space="preserve">Catalyst: </w:t>
+      </w:r>
+      <w:r>
+        <w:rPr>
+          <w:sz w:val="20"/>
+          <w:szCs w:val="20"/>
+        </w:rPr>
+        <w:t xml:space="preserve">Q2/Q3 FY27 prints showing EBITDA margin sustained above 5% with operating cash flow staying positive despite continued M&amp;A, and MedTech crossing Rs 1,000 Cr annualised</w:t>
+      </w:r>
+      <w:r>
+        <w:rPr>
+          <w:color w:val="666666"/>
+          <w:sz w:val="18"/>
+          <w:szCs w:val="18"/>
+        </w:rPr>
+        <w:t xml:space="preserve"> (window ~6M from 2026-08-30; undated; evidence med; pending)</w:t>
+      </w:r>
+    </w:p>
+    <w:p>
+      <w:pPr>
+        <w:pStyle w:val="Heading1"/>
+        <w:spacing w:after="120" w:before="280"/>
+      </w:pPr>
+      <w:r>
+        <w:t xml:space="preserve">Ishmohit-Lens Checks (value chain · earnings quality · growth trajectory · management · quality metrics · track record · global-signal check)</w:t>
+      </w:r>
+    </w:p>
+    <w:p>
+      <w:pPr>
+        <w:spacing w:after="120"/>
+      </w:pPr>
       <w:r>
         <w:rPr>
           <w:i/>
@@ -847,20 +2042,12 @@
           <w:sz w:val="18"/>
           <w:szCs w:val="18"/>
         </w:rPr>
-        <w:t xml:space="preserve"> (X / @unseenvalue)</w:t>
-      </w:r>
-      <w:r>
-        <w:rPr>
-          <w:sz w:val="20"/>
-          <w:szCs w:val="20"/>
-        </w:rPr>
-        <w:br/>
-        <w:t xml:space="preserve">: Q4 CY2025 note on #EnteroHealth; 'invested since 2025 (not the IPO)'. Watch what changed inside the ROCE 'drum'. (Ishmohit also referenced an unnamed pharmacy distributor turning OCF-positive, 24 Aug.)</w:t>
-      </w:r>
-    </w:p>
-    <w:p>
-      <w:pPr>
-        <w:spacing w:after="100"/>
+        <w:t xml:space="preserve">Extra checks drawn from @ishmohit1 / SOIC methodology (playbook/ishmohit-soic-style.md): where the company sits in its value chain and what the supply side is doing, whether a margin/PAT inflection is structural or a cyclical peak, the rate-of-change of growth vs. what the multiple demands, and management quality as a positive attribute.</w:t>
+      </w:r>
+    </w:p>
+    <w:p>
+      <w:pPr>
+        <w:spacing w:after="120"/>
       </w:pPr>
       <w:r>
         <w:rPr>
@@ -869,8 +2056,290 @@
           <w:sz w:val="20"/>
           <w:szCs w:val="20"/>
         </w:rPr>
-        <w:t xml:space="preserve">2026-08-18 — ranvir</w:t>
-      </w:r>
+        <w:t xml:space="preserve">Quality metrics (ROCE · debt · FCF · margin · capex):</w:t>
+      </w:r>
+    </w:p>
+    <w:tbl>
+      <w:tblPr>
+        <w:tblW w:type="dxa" w:w="9000"/>
+        <w:tblBorders>
+          <w:top w:val="single" w:color="auto" w:sz="4"/>
+          <w:left w:val="single" w:color="auto" w:sz="4"/>
+          <w:bottom w:val="single" w:color="auto" w:sz="4"/>
+          <w:right w:val="single" w:color="auto" w:sz="4"/>
+          <w:insideH w:val="single" w:color="auto" w:sz="4"/>
+          <w:insideV w:val="single" w:color="auto" w:sz="4"/>
+        </w:tblBorders>
+      </w:tblPr>
+      <w:tblGrid>
+        <w:gridCol w:w="3200"/>
+        <w:gridCol w:w="5800"/>
+      </w:tblGrid>
+      <w:tr>
+        <w:tc>
+          <w:tcPr>
+            <w:tcW w:type="dxa" w:w="3200"/>
+            <w:shd w:fill="F2F2F2" w:val="clear"/>
+          </w:tcPr>
+          <w:p>
+            <w:r>
+              <w:rPr>
+                <w:b/>
+                <w:bCs/>
+              </w:rPr>
+              <w:t xml:space="preserve">Assessment</w:t>
+            </w:r>
+          </w:p>
+        </w:tc>
+        <w:tc>
+          <w:tcPr>
+            <w:tcW w:type="dxa" w:w="5800"/>
+          </w:tcPr>
+          <w:p>
+            <w:r>
+              <w:t xml:space="preserve">neutral</w:t>
+            </w:r>
+          </w:p>
+        </w:tc>
+      </w:tr>
+      <w:tr>
+        <w:tc>
+          <w:tcPr>
+            <w:tcW w:type="dxa" w:w="3200"/>
+            <w:shd w:fill="F2F2F2" w:val="clear"/>
+          </w:tcPr>
+          <w:p>
+            <w:r>
+              <w:rPr>
+                <w:b/>
+                <w:bCs/>
+              </w:rPr>
+              <w:t xml:space="preserve">ROCE</w:t>
+            </w:r>
+          </w:p>
+        </w:tc>
+        <w:tc>
+          <w:tcPr>
+            <w:tcW w:type="dxa" w:w="5800"/>
+          </w:tcPr>
+          <w:p>
+            <w:r>
+              <w:t xml:space="preserve">10% (improving)</w:t>
+            </w:r>
+          </w:p>
+        </w:tc>
+      </w:tr>
+      <w:tr>
+        <w:tc>
+          <w:tcPr>
+            <w:tcW w:type="dxa" w:w="3200"/>
+            <w:shd w:fill="F2F2F2" w:val="clear"/>
+          </w:tcPr>
+          <w:p>
+            <w:r>
+              <w:rPr>
+                <w:b/>
+                <w:bCs/>
+              </w:rPr>
+              <w:t xml:space="preserve">Leverage</w:t>
+            </w:r>
+          </w:p>
+        </w:tc>
+        <w:tc>
+          <w:tcPr>
+            <w:tcW w:type="dxa" w:w="5800"/>
+          </w:tcPr>
+          <w:p>
+            <w:r>
+              <w:t xml:space="preserve">Net debt/EBITDA 2.5x</w:t>
+            </w:r>
+          </w:p>
+        </w:tc>
+      </w:tr>
+      <w:tr>
+        <w:tc>
+          <w:tcPr>
+            <w:tcW w:type="dxa" w:w="3200"/>
+            <w:shd w:fill="F2F2F2" w:val="clear"/>
+          </w:tcPr>
+          <w:p>
+            <w:r>
+              <w:rPr>
+                <w:b/>
+                <w:bCs/>
+              </w:rPr>
+              <w:t xml:space="preserve">FCF conversion</w:t>
+            </w:r>
+          </w:p>
+        </w:tc>
+        <w:tc>
+          <w:tcPr>
+            <w:tcW w:type="dxa" w:w="5800"/>
+          </w:tcPr>
+          <w:p>
+            <w:r>
+              <w:t xml:space="preserve">36%</w:t>
+            </w:r>
+          </w:p>
+        </w:tc>
+      </w:tr>
+      <w:tr>
+        <w:tc>
+          <w:tcPr>
+            <w:tcW w:type="dxa" w:w="3200"/>
+            <w:shd w:fill="F2F2F2" w:val="clear"/>
+          </w:tcPr>
+          <w:p>
+            <w:r>
+              <w:rPr>
+                <w:b/>
+                <w:bCs/>
+              </w:rPr>
+              <w:t xml:space="preserve">Margin trend</w:t>
+            </w:r>
+          </w:p>
+        </w:tc>
+        <w:tc>
+          <w:tcPr>
+            <w:tcW w:type="dxa" w:w="5800"/>
+          </w:tcPr>
+          <w:p>
+            <w:r>
+              <w:t xml:space="preserve">expanding</w:t>
+            </w:r>
+          </w:p>
+        </w:tc>
+      </w:tr>
+      <w:tr>
+        <w:tc>
+          <w:tcPr>
+            <w:tcW w:type="dxa" w:w="3200"/>
+            <w:shd w:fill="F2F2F2" w:val="clear"/>
+          </w:tcPr>
+          <w:p>
+            <w:r>
+              <w:rPr>
+                <w:b/>
+                <w:bCs/>
+              </w:rPr>
+              <w:t xml:space="preserve">Capex efficiency</w:t>
+            </w:r>
+          </w:p>
+        </w:tc>
+        <w:tc>
+          <w:tcPr>
+            <w:tcW w:type="dxa" w:w="5800"/>
+          </w:tcPr>
+          <w:p>
+            <w:r>
+              <w:t xml:space="preserve">neutral</w:t>
+            </w:r>
+          </w:p>
+        </w:tc>
+      </w:tr>
+    </w:tbl>
+    <w:p>
+      <w:pPr>
+        <w:spacing w:after="60" w:before="120"/>
+      </w:pPr>
+      <w:r>
+        <w:rPr>
+          <w:b/>
+          <w:bCs/>
+          <w:sz w:val="20"/>
+          <w:szCs w:val="20"/>
+        </w:rPr>
+        <w:t xml:space="preserve">Track record (Coffee Can persistence check): </w:t>
+      </w:r>
+      <w:r>
+        <w:rPr>
+          <w:sz w:val="20"/>
+          <w:szCs w:val="20"/>
+        </w:rPr>
+        <w:t xml:space="preserve">cleared revenue growth ≥10% AND ROCE ≥15% in 0 of the last 7 years (consistency_score 0)</w:t>
+      </w:r>
+    </w:p>
+    <w:p>
+      <w:pPr>
+        <w:spacing w:after="120"/>
+      </w:pPr>
+      <w:r>
+        <w:rPr>
+          <w:color w:val="666666"/>
+          <w:sz w:val="18"/>
+          <w:szCs w:val="18"/>
+        </w:rPr>
+        <w:t xml:space="preserve">FY20-FY26 (screener consolidated): ROCE never above 10% (1% -&gt; 10%; a distribution roll-up on ~4% OPM). Revenue compounding ~30%/yr but on wafer-thin margins and rising borrowings (Rs 385cr -&gt; Rs 677cr). 0 of 7 years cleared the growth+ROCE bar -- volume without the capital-efficiency leg.</w:t>
+      </w:r>
+    </w:p>
+    <w:p>
+      <w:pPr>
+        <w:pStyle w:val="Heading1"/>
+        <w:spacing w:after="120" w:before="280"/>
+      </w:pPr>
+      <w:r>
+        <w:t xml:space="preserve">Technical Read (Weekly / Monthly MACD + Bollinger Bands, or RSI/CCI/Williams %R proxy)</w:t>
+      </w:r>
+    </w:p>
+    <w:p>
+      <w:pPr>
+        <w:spacing w:after="120"/>
+      </w:pPr>
+      <w:r>
+        <w:t xml:space="preserve">Stock has broken out well past the earlier Rs 1,468 high to ~Rs 1,750-1,810 in late Aug 2026 (52-week low Rs 944) — a strong uptrend that has priced the margin-expansion story to ~61x earnings and ~1x sales.</w:t>
+      </w:r>
+    </w:p>
+    <w:p>
+      <w:pPr>
+        <w:pStyle w:val="Heading1"/>
+        <w:spacing w:after="120" w:before="280"/>
+      </w:pPr>
+      <w:r>
+        <w:t xml:space="preserve">ValuePickr Community Signal</w:t>
+      </w:r>
+    </w:p>
+    <w:p>
+      <w:pPr>
+        <w:spacing w:after="120"/>
+      </w:pPr>
+      <w:r>
+        <w:t xml:space="preserve">Newer thread (since June 2025) with substantive debate over valuation (EV/EBITDA ~22x on a 4% EBITDA-margin guide struck several posters as rich) versus the long growth-runway bull case (organized distribution is only ~10% of a ~Rs 2,70,000 Cr market, Entero itself only ~2-2.5% of total distribution). A detailed post (zygo23554, 28 loves) contextualized why Entero could sustain premium-to-global-peer multiples given India's fragmented, less-cyclical pharma distribution structure versus the four-player IT-distribution oligopoly comparison raised by a skeptic.</w:t>
+      </w:r>
+    </w:p>
+    <w:p>
+      <w:pPr>
+        <w:spacing w:after="120"/>
+      </w:pPr>
+      <w:r>
+        <w:rPr>
+          <w:b/>
+          <w:bCs/>
+          <w:sz w:val="20"/>
+          <w:szCs w:val="20"/>
+        </w:rPr>
+        <w:t xml:space="preserve">High-conviction call from a top contributor: </w:t>
+      </w:r>
+      <w:r>
+        <w:rPr>
+          <w:sz w:val="20"/>
+          <w:szCs w:val="20"/>
+        </w:rPr>
+        <w:t xml:space="preserve">ranvir (trusted user) has posted every quarterly result since Q2 FY26, consistently tracking margin expansion (3.3%→4.0%→4.5% EBITDA margin over three quarters) and working-capital/cash-flow trajectory — the recurring positive theme is that the company is 'walking the talk' on its guided targets each quarter.</w:t>
+      </w:r>
+    </w:p>
+    <w:p>
+      <w:pPr>
+        <w:pStyle w:val="Heading1"/>
+        <w:spacing w:after="120" w:before="280"/>
+      </w:pPr>
+      <w:r>
+        <w:t xml:space="preserve">Trusted-User Signals (Ongoing)</w:t>
+      </w:r>
+    </w:p>
+    <w:p>
+      <w:pPr>
+        <w:spacing w:after="120"/>
+      </w:pPr>
       <w:r>
         <w:rPr>
           <w:i/>
@@ -879,15 +2348,7 @@
           <w:sz w:val="18"/>
           <w:szCs w:val="18"/>
         </w:rPr>
-        <w:t xml:space="preserve"> (Ranvir's Portfolio)</w:t>
-      </w:r>
-      <w:r>
-        <w:rPr>
-          <w:sz w:val="20"/>
-          <w:szCs w:val="20"/>
-        </w:rPr>
-        <w:br/>
-        <w:t xml:space="preserve">: "Have increased portfolio weights behind bets where I think that growth rates can be faster + valuations r not expensive" — listed alongside Time Technoplast and Man Industries (post #1874). Source of this stock's trusted-thread queueing.</w:t>
+        <w:t xml:space="preserve">Every time a trusted user expresses clear conviction on this stock, most recent first — this section accumulates over time, it isn't a one-time snapshot.</w:t>
       </w:r>
     </w:p>
     <w:p>
@@ -901,7 +2362,7 @@
           <w:sz w:val="20"/>
           <w:szCs w:val="20"/>
         </w:rPr>
-        <w:t xml:space="preserve">2026-08-17 — ranvir</w:t>
+        <w:t xml:space="preserve">2026-08-29 — unseenvalue (X)</w:t>
       </w:r>
       <w:r>
         <w:rPr>
@@ -911,6 +2372,70 @@
           <w:sz w:val="18"/>
           <w:szCs w:val="18"/>
         </w:rPr>
+        <w:t xml:space="preserve"> (X / @unseenvalue)</w:t>
+      </w:r>
+      <w:r>
+        <w:rPr>
+          <w:sz w:val="20"/>
+          <w:szCs w:val="20"/>
+        </w:rPr>
+        <w:br/>
+        <w:t xml:space="preserve">: Q4 CY2025 note on #EnteroHealth; 'invested since 2025 (not the IPO)'. Watch what changed inside the ROCE 'drum'. (Ishmohit also referenced an unnamed pharmacy distributor turning OCF-positive, 24 Aug.)</w:t>
+      </w:r>
+    </w:p>
+    <w:p>
+      <w:pPr>
+        <w:spacing w:after="100"/>
+      </w:pPr>
+      <w:r>
+        <w:rPr>
+          <w:b/>
+          <w:bCs/>
+          <w:sz w:val="20"/>
+          <w:szCs w:val="20"/>
+        </w:rPr>
+        <w:t xml:space="preserve">2026-08-18 — ranvir</w:t>
+      </w:r>
+      <w:r>
+        <w:rPr>
+          <w:i/>
+          <w:iCs/>
+          <w:color w:val="666666"/>
+          <w:sz w:val="18"/>
+          <w:szCs w:val="18"/>
+        </w:rPr>
+        <w:t xml:space="preserve"> (Ranvir's Portfolio)</w:t>
+      </w:r>
+      <w:r>
+        <w:rPr>
+          <w:sz w:val="20"/>
+          <w:szCs w:val="20"/>
+        </w:rPr>
+        <w:br/>
+        <w:t xml:space="preserve">: "Have increased portfolio weights behind bets where I think that growth rates can be faster + valuations r not expensive" — listed alongside Time Technoplast and Man Industries (post #1874). Source of this stock's trusted-thread queueing.</w:t>
+      </w:r>
+    </w:p>
+    <w:p>
+      <w:pPr>
+        <w:spacing w:after="100"/>
+      </w:pPr>
+      <w:r>
+        <w:rPr>
+          <w:b/>
+          <w:bCs/>
+          <w:sz w:val="20"/>
+          <w:szCs w:val="20"/>
+        </w:rPr>
+        <w:t xml:space="preserve">2026-08-17 — ranvir</w:t>
+      </w:r>
+      <w:r>
+        <w:rPr>
+          <w:i/>
+          <w:iCs/>
+          <w:color w:val="666666"/>
+          <w:sz w:val="18"/>
+          <w:szCs w:val="18"/>
+        </w:rPr>
         <w:t xml:space="preserve"> (Ranvir's Portfolio)</w:t>
       </w:r>
       <w:r>
@@ -1129,6 +2654,34 @@
           <w:szCs w:val="24"/>
         </w:rPr>
         <w:t xml:space="preserve">10x-in-2-3-years</w:t>
+      </w:r>
+    </w:p>
+    <w:p>
+      <w:pPr>
+        <w:spacing w:after="120"/>
+      </w:pPr>
+      <w:r>
+        <w:rPr>
+          <w:color w:val="666666"/>
+          <w:sz w:val="20"/>
+          <w:szCs w:val="20"/>
+        </w:rPr>
+        <w:t xml:space="preserve">4-box gate — tailwind: yes · TAM: yes · moat: weak · valuation: weak  (score 3 / 4)</w:t>
+      </w:r>
+    </w:p>
+    <w:p>
+      <w:pPr>
+        <w:spacing w:after="120"/>
+      </w:pPr>
+      <w:r>
+        <w:rPr>
+          <w:i/>
+          <w:iCs/>
+          <w:color w:val="666666"/>
+          <w:sz w:val="20"/>
+          <w:szCs w:val="20"/>
+        </w:rPr>
+        <w:t xml:space="preserve">Fragmenting distribution market, Entero only ~2-2.5% share = real TAM headroom; moat undocumented (roce 10%, neutral); 61x P/E gap=partially-priced</w:t>
       </w:r>
     </w:p>
     <w:p>
